--- a/Documents/SCARAB Functional Specification.docx
+++ b/Documents/SCARAB Functional Specification.docx
@@ -10951,6 +10951,7 @@
         <w:tc>
           <w:tcPr>
             <w:tcW w:w="276" w:type="dxa"/>
+            <w:shd w:val="clear" w:color="auto" w:fill="074F6A" w:themeFill="accent4" w:themeFillShade="80"/>
           </w:tcPr>
           <w:p/>
         </w:tc>
